--- a/roteiros/maite-proenca/MaiteProenca_Parte3.docx
+++ b/roteiros/maite-proenca/MaiteProenca_Parte3.docx
@@ -127,7 +127,7 @@
         <w:rPr>
           <w:color w:val="000000"/>
         </w:rPr>
-        <w:t>Para defender Augusto no júri, a família contratou um dos criminalistas mais famosos do Brasil. Waldir Troncoso Peres.</w:t>
+        <w:t>Para defender Augusto no júri, entrou em cena um dos criminalistas mais famosos do Brasil. Waldir Troncoso Peres.</w:t>
       </w:r>
     </w:p>
     <w:p>
@@ -135,7 +135,7 @@
         <w:rPr>
           <w:color w:val="000000"/>
         </w:rPr>
-        <w:t>Troncoso Peres era chamado de príncipe dos advogados. Ao longo da carreira, fez mais de mil júris. Era famoso pela oratória nos júris.</w:t>
+        <w:t>Troncoso Peres era chamado de príncipe dos advogados. Famoso pela oratória, fez mais de mil júris ao longo da carreira.</w:t>
       </w:r>
     </w:p>
     <w:p>
@@ -199,7 +199,7 @@
         <w:rPr>
           <w:color w:val="000000"/>
         </w:rPr>
-        <w:t>Entre elas estava a testemunha que ninguém esperava.</w:t>
+        <w:t>Entre elas estava a filha do casal.</w:t>
       </w:r>
     </w:p>
     <w:p>
@@ -231,7 +231,7 @@
         <w:rPr>
           <w:color w:val="000000"/>
         </w:rPr>
-        <w:t>Uma frase curta. Uma lembrança de criança. E exatamente o que a defesa precisava para sustentar a história de uma traição que ninguém conseguiu provar.</w:t>
+        <w:t>Uma lembrança de criança. E exatamente o que a defesa precisava para sustentar a história de uma traição que ninguém conseguiu provar.</w:t>
       </w:r>
     </w:p>
     <w:p>

--- a/roteiros/maite-proenca/MaiteProenca_Parte3.docx
+++ b/roteiros/maite-proenca/MaiteProenca_Parte3.docx
@@ -7,7 +7,7 @@
         <w:pStyle w:val="Heading1"/>
       </w:pPr>
       <w:r>
-        <w:t>MAITÊ PROENÇA — Parte 3: A carta rasgada, o tribunal e Paris</w:t>
+        <w:t>MAITÊ PROENÇA — Parte 3: O tribunal e Paris</w:t>
       </w:r>
     </w:p>
     <w:p>
@@ -157,6 +157,22 @@
     <w:p>
       <w:r>
         <w:rPr>
+          <w:color w:val="000000"/>
+        </w:rPr>
+        <w:t>Segundo reportagens sobre o caso, o nome do professor de francês nem foi o único jogado no processo. Outros homens foram citados como supostos amantes de Margot, entre eles alunos e ex-alunos dela.</w:t>
+      </w:r>
+    </w:p>
+    <w:p>
+      <w:r>
+        <w:rPr>
+          <w:color w:val="000000"/>
+        </w:rPr>
+        <w:t>Nenhuma dessas histórias foi provada. Mas cada nome novo ajudava a desenhar, diante dos jurados, o retrato que a defesa queria. O de uma mulher que tinha provocado a própria morte.</w:t>
+      </w:r>
+    </w:p>
+    <w:p>
+      <w:r>
+        <w:rPr>
           <w:color w:val="C00000"/>
         </w:rPr>
         <w:t>Guarde isto na sua cabeça. Nenhuma prova da traição foi apresentada. A carta nunca apareceu. Mesmo assim, quem ia sentar no banco dos réus, na prática, era a mulher morta.</w:t>
@@ -245,6 +261,22 @@
     <w:p>
       <w:r>
         <w:rPr>
+          <w:color w:val="000000"/>
+        </w:rPr>
+        <w:t>Décadas depois, Maitê admitiu isso em público, sem rodeios: "Meu pai foi julgado por duas vezes e absolvido com a ajuda do meu depoimento."</w:t>
+      </w:r>
+    </w:p>
+    <w:p>
+      <w:r>
+        <w:rPr>
+          <w:color w:val="000000"/>
+        </w:rPr>
+        <w:t>E, no mesmo discurso, fez a pergunta que carrega desde menina: "Por que eu não consegui impedir? Ninguém pensou na gente, naquela estrutura alegre, nada daquilo foi levado em conta."</w:t>
+      </w:r>
+    </w:p>
+    <w:p>
+      <w:r>
+        <w:rPr>
           <w:color w:val="C00000"/>
         </w:rPr>
         <w:t>Pense nisso por um segundo. Uma menina de doze anos, órfã de mãe havia pouco tempo, sentada diante de juízes e advogados, falando sobre a mãe morta. De um lado, o pai que ela tinha horror de tocar. Do outro, a lembrança da mãe. O que você acha que se passa na cabeça de uma criança nesse momento?</w:t>
@@ -272,6 +304,14 @@
           <w:color w:val="000000"/>
         </w:rPr>
         <w:t>Augusto saiu do tribunal livre.</w:t>
+      </w:r>
+    </w:p>
+    <w:p>
+      <w:r>
+        <w:rPr>
+          <w:color w:val="000000"/>
+        </w:rPr>
+        <w:t>E, segundo relatos sobre o caso, saiu aplaudido. Um homem que tinha matado a mulher com onze facadas deixou o fórum ouvindo palmas.</w:t>
       </w:r>
     </w:p>
     <w:p>
@@ -333,6 +373,62 @@
     <w:p>
       <w:r>
         <w:rPr>
+          <w:color w:val="000000"/>
+        </w:rPr>
+        <w:t>O homem que a Justiça tinha perdoado também não saiu inteiro daquela história.</w:t>
+      </w:r>
+    </w:p>
+    <w:p>
+      <w:r>
+        <w:rPr>
+          <w:color w:val="000000"/>
+        </w:rPr>
+        <w:t>Depois do crime, segundo Maitê, ele foi morar numa chácara. Mais tarde, veio o manicômio. "Meu pai ficou louco, foi parar em um manicômio", ela contou. Em outra entrevista, explicou que ele se internou por dois meses, para ficar isolado.</w:t>
+      </w:r>
+    </w:p>
+    <w:p>
+      <w:r>
+        <w:rPr>
+          <w:color w:val="000000"/>
+        </w:rPr>
+        <w:t>E foi ali que o padre Chico voltou a aparecer. Maitê pediu que ele fosse com ela visitar o pai. O padre foi. E acabou ficando amigo daquele homem que não acreditava em Deus.</w:t>
+      </w:r>
+    </w:p>
+    <w:p>
+      <w:r>
+        <w:rPr>
+          <w:color w:val="000000"/>
+        </w:rPr>
+        <w:t>A filha que tinha horror de encostar no pai agora atravessava os corredores de um manicômio para vê-lo. Ao lado do único homem que tinha conseguido fazê-la rir no dia da morte da mãe.</w:t>
+      </w:r>
+    </w:p>
+    <w:p>
+      <w:r>
+        <w:rPr>
+          <w:color w:val="000000"/>
+        </w:rPr>
+        <w:t>Com o pai internado e a família da mãe de costas para ela, sobrava uma adolescente cuidando de tudo. "Tive que criar meu irmão", disse. "Tinha muitas coisas para cuidar e fui levando como pude."</w:t>
+      </w:r>
+    </w:p>
+    <w:p>
+      <w:r>
+        <w:rPr>
+          <w:color w:val="000000"/>
+        </w:rPr>
+        <w:t>Quando saiu do pensionato, Maitê foi bater na porta da igreja de Campinas. Contou o que disse lá: "Tô precisando de lugar para morar, sou vítima de tragédia familiar."</w:t>
+      </w:r>
+    </w:p>
+    <w:p>
+      <w:r>
+        <w:rPr>
+          <w:color w:val="000000"/>
+        </w:rPr>
+        <w:t>Foi morar na casa do padre.</w:t>
+      </w:r>
+    </w:p>
+    <w:p>
+      <w:r>
+        <w:rPr>
           <w:color w:val="C00000"/>
         </w:rPr>
         <w:t>No começo desse vídeo, eu te prometi contar o que aconteceu com aquela menina depois do tribunal. A resposta é mais cruel do que parece. Porque, poucos anos depois, sozinha num país estrangeiro, Maitê ia enfrentar uma nova violência.</w:t>
@@ -343,7 +439,7 @@
         <w:rPr>
           <w:color w:val="1F4EB4"/>
         </w:rPr>
-        <w:t>Depois dos três anos no colégio interno, Maitê foi embora do Brasil.</w:t>
+        <w:t>Pouco tempo depois, Maitê foi embora do Brasil.</w:t>
       </w:r>
     </w:p>
     <w:p>

--- a/roteiros/maite-proenca/MaiteProenca_Parte3.docx
+++ b/roteiros/maite-proenca/MaiteProenca_Parte3.docx
@@ -79,7 +79,7 @@
         <w:rPr>
           <w:color w:val="C00000"/>
         </w:rPr>
-        <w:t>Agora repare num detalhe que muda tudo. Aquela carta, a suposta prova da traição, a razão de toda a fúria de Augusto, nunca apareceu no processo. Nenhum pedaço dela foi mostrado aos jurados. E essa não foi a única coisa estranha naquele caso.</w:t>
+        <w:t>Agora repare num detalhe que muda tudo. Aquela carta, a suposta prova da traição, a razão de toda a fúria de Augusto, nunca apareceu no processo. Nenhum pedaço dela foi mostrado aos jurados. E o caso ainda guardava outras estranhezas.</w:t>
       </w:r>
     </w:p>
     <w:p>
@@ -159,7 +159,7 @@
         <w:rPr>
           <w:color w:val="000000"/>
         </w:rPr>
-        <w:t>Segundo reportagens sobre o caso, o nome do professor de francês nem foi o único jogado no processo. Outros homens foram citados como supostos amantes de Margot, entre eles alunos e ex-alunos dela.</w:t>
+        <w:t>Segundo o site Iconografia da História, que reconstituiu o caso, o nome do professor de francês nem foi o único jogado no processo. Outros homens foram citados como supostos amantes de Margot, entre eles alunos e ex-alunos dela.</w:t>
       </w:r>
     </w:p>
     <w:p>
@@ -175,7 +175,7 @@
         <w:rPr>
           <w:color w:val="C00000"/>
         </w:rPr>
-        <w:t>Guarde isto na sua cabeça. Nenhuma prova da traição foi apresentada. A carta nunca apareceu. Mesmo assim, quem ia sentar no banco dos réus, na prática, era a mulher morta.</w:t>
+        <w:t>Agora preste atenção. Nenhuma prova da traição foi apresentada. A carta nunca apareceu. Mesmo assim, quem ia sentar no banco dos réus, na prática, era a mulher morta.</w:t>
       </w:r>
     </w:p>
     <w:p>
@@ -199,7 +199,7 @@
         <w:rPr>
           <w:color w:val="000000"/>
         </w:rPr>
-        <w:t>Ninguém discutia se Augusto tinha matado Margot. A defesa levou os jurados para outra pergunta, muito mais cruel: se Margot merecia morrer.</w:t>
+        <w:t>Que Augusto tinha matado Margot, todo mundo sabia. A defesa levou os jurados para outra pergunta, muito mais cruel: se Margot merecia morrer.</w:t>
       </w:r>
     </w:p>
     <w:p>
@@ -279,7 +279,7 @@
         <w:rPr>
           <w:color w:val="C00000"/>
         </w:rPr>
-        <w:t>Pense nisso por um segundo. Uma menina de doze anos, órfã de mãe havia pouco tempo, sentada diante de juízes e advogados, falando sobre a mãe morta. De um lado, o pai que ela tinha horror de tocar. Do outro, a lembrança da mãe. O que você acha que se passa na cabeça de uma criança nesse momento?</w:t>
+        <w:t>Coloque-se no lugar dela por um segundo. Uma menina de doze anos, órfã de mãe havia pouco tempo, sentada diante de juízes e advogados, falando sobre a mãe morta. De um lado, o pai que ela tinha horror de tocar. Do outro, a lembrança da mãe. O que você acha que se passa na cabeça de uma criança nesse momento?</w:t>
       </w:r>
     </w:p>
     <w:p>
@@ -311,7 +311,7 @@
         <w:rPr>
           <w:color w:val="000000"/>
         </w:rPr>
-        <w:t>E, segundo relatos sobre o caso, saiu aplaudido. Um homem que tinha matado a mulher com onze facadas deixou o fórum ouvindo palmas.</w:t>
+        <w:t>E, segundo a mesma reconstituição, saiu aplaudido. Um homem que tinha matado a mulher com onze facadas deixou o fórum ouvindo palmas.</w:t>
       </w:r>
     </w:p>
     <w:p>
@@ -359,7 +359,7 @@
         <w:rPr>
           <w:color w:val="000000"/>
         </w:rPr>
-        <w:t>Maitê contaria anos depois, sem rodeios: "Eu não tinha mais família. A família do lado da minha mãe nunca mais falou comigo."</w:t>
+        <w:t>A frase dela sobre isso é seca: "Eu não tinha mais família. A família do lado da minha mãe nunca mais falou comigo."</w:t>
       </w:r>
     </w:p>
     <w:p>
@@ -373,9 +373,9 @@
     <w:p>
       <w:r>
         <w:rPr>
-          <w:color w:val="000000"/>
+          <w:color w:val="C00000"/>
         </w:rPr>
-        <w:t>O homem que a Justiça tinha perdoado também não saiu inteiro daquela história.</w:t>
+        <w:t>O homem que a Justiça tinha perdoado também não saiu inteiro daquela história. E o lugar onde a filha foi visitá-lo é o último que alguém imaginaria para um procurador de Justiça.</w:t>
       </w:r>
     </w:p>
     <w:p>
@@ -431,7 +431,7 @@
         <w:rPr>
           <w:color w:val="C00000"/>
         </w:rPr>
-        <w:t>No começo desse vídeo, eu te prometi contar o que aconteceu com aquela menina depois do tribunal. A resposta é mais cruel do que parece. Porque, poucos anos depois, sozinha num país estrangeiro, Maitê ia enfrentar uma nova violência.</w:t>
+        <w:t>No começo desse vídeo, eu te prometi contar o que aconteceu com aquela menina depois do tribunal. A resposta é mais cruel do que parece. Porque, sozinha num país estrangeiro, Maitê ia enfrentar uma nova violência.</w:t>
       </w:r>
     </w:p>
     <w:p>
@@ -519,7 +519,7 @@
         <w:rPr>
           <w:color w:val="1F4EB4"/>
         </w:rPr>
-        <w:t>Anos depois, disse que não se arrependia. E que as mulheres precisam ter liberdade para decidir sobre a própria vida e o próprio corpo.</w:t>
+        <w:t>Já adulta, disse que não se arrependia. E que as mulheres precisam ter liberdade para decidir sobre a própria vida e o próprio corpo.</w:t>
       </w:r>
     </w:p>
     <w:p>
